--- a/fil rouge dev2 (Infra)/Documentation/Guide de configuration des serveurs.docx
+++ b/fil rouge dev2 (Infra)/Documentation/Guide de configuration des serveurs.docx
@@ -175,7 +175,13 @@
         <w:jc w:val="both"/>
       </w:pPr>
       <w:r>
-        <w:t>DNS : 127.0.0.1</w:t>
+        <w:t>DNS</w:t>
+      </w:r>
+      <w:r>
+        <w:t xml:space="preserve"> préférée</w:t>
+      </w:r>
+      <w:r>
+        <w:t xml:space="preserve"> : 127.0.0.1</w:t>
       </w:r>
     </w:p>
     <w:p>
@@ -424,15 +430,13 @@
         <w:jc w:val="both"/>
       </w:pPr>
       <w:r>
-        <w:t>Créer un domaine : y-</w:t>
-      </w:r>
-      <w:proofErr w:type="spellStart"/>
-      <w:r>
-        <w:t>plaza.local</w:t>
-      </w:r>
-      <w:proofErr w:type="spellEnd"/>
-      <w:r>
-        <w:t xml:space="preserve"> </w:t>
+        <w:t xml:space="preserve">Créer un domaine : </w:t>
+      </w:r>
+      <w:r>
+        <w:t>y</w:t>
+      </w:r>
+      <w:r>
+        <w:t xml:space="preserve">plaza.local </w:t>
       </w:r>
     </w:p>
     <w:p>
@@ -564,7 +568,7 @@
         <w:jc w:val="both"/>
       </w:pPr>
       <w:r>
-        <w:t xml:space="preserve">RH </w:t>
+        <w:t>Administration</w:t>
       </w:r>
     </w:p>
     <w:p>
@@ -590,91 +594,7 @@
         <w:jc w:val="both"/>
       </w:pPr>
       <w:r>
-        <w:t>Informatique</w:t>
-      </w:r>
-    </w:p>
-    <w:p>
-      <w:pPr>
-        <w:jc w:val="both"/>
-        <w:rPr>
-          <w:sz w:val="32"/>
-          <w:szCs w:val="32"/>
-          <w:u w:val="single"/>
-        </w:rPr>
-      </w:pPr>
-    </w:p>
-    <w:p>
-      <w:pPr>
-        <w:jc w:val="both"/>
-        <w:rPr>
-          <w:sz w:val="32"/>
-          <w:szCs w:val="32"/>
-          <w:u w:val="single"/>
-        </w:rPr>
-      </w:pPr>
-      <w:r>
-        <w:rPr>
-          <w:sz w:val="32"/>
-          <w:szCs w:val="32"/>
-          <w:u w:val="single"/>
-        </w:rPr>
-        <w:t xml:space="preserve">Etape </w:t>
-      </w:r>
-      <w:r>
-        <w:rPr>
-          <w:sz w:val="32"/>
-          <w:szCs w:val="32"/>
-          <w:u w:val="single"/>
-        </w:rPr>
-        <w:t>7</w:t>
-      </w:r>
-      <w:r>
-        <w:rPr>
-          <w:sz w:val="32"/>
-          <w:szCs w:val="32"/>
-          <w:u w:val="single"/>
-        </w:rPr>
-        <w:t> :</w:t>
-      </w:r>
-      <w:r>
-        <w:rPr>
-          <w:sz w:val="32"/>
-          <w:szCs w:val="32"/>
-          <w:u w:val="single"/>
-        </w:rPr>
-        <w:t xml:space="preserve"> </w:t>
-      </w:r>
-      <w:r>
-        <w:rPr>
-          <w:sz w:val="32"/>
-          <w:szCs w:val="32"/>
-          <w:u w:val="single"/>
-        </w:rPr>
-        <w:t>Gestion des utilisateurs et groupes</w:t>
-      </w:r>
-      <w:r>
-        <w:rPr>
-          <w:sz w:val="32"/>
-          <w:szCs w:val="32"/>
-          <w:u w:val="single"/>
-        </w:rPr>
-        <w:t xml:space="preserve"> :</w:t>
-      </w:r>
-    </w:p>
-    <w:p>
-      <w:pPr>
-        <w:jc w:val="both"/>
-      </w:pPr>
-      <w:r>
-        <w:t xml:space="preserve">Créer les utilisateurs </w:t>
-      </w:r>
-    </w:p>
-    <w:p>
-      <w:pPr>
-        <w:jc w:val="both"/>
-      </w:pPr>
-      <w:r>
-        <w:t xml:space="preserve">Créer des groupes : </w:t>
+        <w:t>Communication</w:t>
       </w:r>
     </w:p>
     <w:p>
@@ -687,7 +607,91 @@
         <w:jc w:val="both"/>
       </w:pPr>
       <w:r>
-        <w:t xml:space="preserve">Admin </w:t>
+        <w:t>Informatique</w:t>
+      </w:r>
+    </w:p>
+    <w:p>
+      <w:pPr>
+        <w:jc w:val="both"/>
+        <w:rPr>
+          <w:sz w:val="32"/>
+          <w:szCs w:val="32"/>
+          <w:u w:val="single"/>
+        </w:rPr>
+      </w:pPr>
+    </w:p>
+    <w:p>
+      <w:pPr>
+        <w:jc w:val="both"/>
+        <w:rPr>
+          <w:sz w:val="32"/>
+          <w:szCs w:val="32"/>
+          <w:u w:val="single"/>
+        </w:rPr>
+      </w:pPr>
+      <w:r>
+        <w:rPr>
+          <w:sz w:val="32"/>
+          <w:szCs w:val="32"/>
+          <w:u w:val="single"/>
+        </w:rPr>
+        <w:t xml:space="preserve">Etape </w:t>
+      </w:r>
+      <w:r>
+        <w:rPr>
+          <w:sz w:val="32"/>
+          <w:szCs w:val="32"/>
+          <w:u w:val="single"/>
+        </w:rPr>
+        <w:t>7</w:t>
+      </w:r>
+      <w:r>
+        <w:rPr>
+          <w:sz w:val="32"/>
+          <w:szCs w:val="32"/>
+          <w:u w:val="single"/>
+        </w:rPr>
+        <w:t> :</w:t>
+      </w:r>
+      <w:r>
+        <w:rPr>
+          <w:sz w:val="32"/>
+          <w:szCs w:val="32"/>
+          <w:u w:val="single"/>
+        </w:rPr>
+        <w:t xml:space="preserve"> </w:t>
+      </w:r>
+      <w:r>
+        <w:rPr>
+          <w:sz w:val="32"/>
+          <w:szCs w:val="32"/>
+          <w:u w:val="single"/>
+        </w:rPr>
+        <w:t>Gestion des utilisateurs et groupes</w:t>
+      </w:r>
+      <w:r>
+        <w:rPr>
+          <w:sz w:val="32"/>
+          <w:szCs w:val="32"/>
+          <w:u w:val="single"/>
+        </w:rPr>
+        <w:t xml:space="preserve"> :</w:t>
+      </w:r>
+    </w:p>
+    <w:p>
+      <w:pPr>
+        <w:jc w:val="both"/>
+      </w:pPr>
+      <w:r>
+        <w:t xml:space="preserve">Créer les utilisateurs </w:t>
+      </w:r>
+    </w:p>
+    <w:p>
+      <w:pPr>
+        <w:jc w:val="both"/>
+      </w:pPr>
+      <w:r>
+        <w:t xml:space="preserve">Créer des groupes : </w:t>
       </w:r>
     </w:p>
     <w:p>
@@ -700,7 +704,7 @@
         <w:jc w:val="both"/>
       </w:pPr>
       <w:r>
-        <w:t xml:space="preserve">RH </w:t>
+        <w:t xml:space="preserve">Admin </w:t>
       </w:r>
     </w:p>
     <w:p>
@@ -713,74 +717,7 @@
         <w:jc w:val="both"/>
       </w:pPr>
       <w:r>
-        <w:t xml:space="preserve">Commerciaux </w:t>
-      </w:r>
-    </w:p>
-    <w:p>
-      <w:pPr>
-        <w:jc w:val="both"/>
-      </w:pPr>
-      <w:r>
-        <w:t>Ajouter les utilisateurs aux groupes</w:t>
-      </w:r>
-      <w:r>
-        <w:t xml:space="preserve"> suivants</w:t>
-      </w:r>
-    </w:p>
-    <w:p>
-      <w:pPr>
-        <w:jc w:val="both"/>
-        <w:rPr>
-          <w:sz w:val="32"/>
-          <w:szCs w:val="32"/>
-          <w:u w:val="single"/>
-        </w:rPr>
-      </w:pPr>
-      <w:r>
-        <w:rPr>
-          <w:sz w:val="32"/>
-          <w:szCs w:val="32"/>
-          <w:u w:val="single"/>
-        </w:rPr>
-        <w:t>Etape 8 :</w:t>
-      </w:r>
-      <w:r>
-        <w:rPr>
-          <w:u w:val="single"/>
-        </w:rPr>
-        <w:t xml:space="preserve"> </w:t>
-      </w:r>
-      <w:r>
-        <w:rPr>
-          <w:sz w:val="32"/>
-          <w:szCs w:val="32"/>
-          <w:u w:val="single"/>
-        </w:rPr>
-        <w:t>Partage de ressources</w:t>
-      </w:r>
-      <w:r>
-        <w:rPr>
-          <w:sz w:val="32"/>
-          <w:szCs w:val="32"/>
-          <w:u w:val="single"/>
-        </w:rPr>
-        <w:t xml:space="preserve"> </w:t>
-      </w:r>
-      <w:r>
-        <w:rPr>
-          <w:sz w:val="32"/>
-          <w:szCs w:val="32"/>
-          <w:u w:val="single"/>
-        </w:rPr>
-        <w:t>:</w:t>
-      </w:r>
-    </w:p>
-    <w:p>
-      <w:pPr>
-        <w:jc w:val="both"/>
-      </w:pPr>
-      <w:r>
-        <w:t xml:space="preserve">Créer des dossiers partagés : </w:t>
+        <w:t>Communication</w:t>
       </w:r>
     </w:p>
     <w:p>
@@ -793,7 +730,7 @@
         <w:jc w:val="both"/>
       </w:pPr>
       <w:r>
-        <w:t xml:space="preserve">RH </w:t>
+        <w:t xml:space="preserve">Commerciaux </w:t>
       </w:r>
     </w:p>
     <w:p>
@@ -806,100 +743,7 @@
         <w:jc w:val="both"/>
       </w:pPr>
       <w:r>
-        <w:t xml:space="preserve">Commercial </w:t>
-      </w:r>
-    </w:p>
-    <w:p>
-      <w:pPr>
-        <w:jc w:val="both"/>
-      </w:pPr>
-      <w:r>
-        <w:t>Configurer les droits d’accès (lecture / écriture</w:t>
-      </w:r>
-      <w:r>
-        <w:t xml:space="preserve"> / </w:t>
-      </w:r>
-      <w:proofErr w:type="spellStart"/>
-      <w:r>
-        <w:t>execution</w:t>
-      </w:r>
-      <w:proofErr w:type="spellEnd"/>
-      <w:r>
-        <w:t xml:space="preserve">) </w:t>
-      </w:r>
-    </w:p>
-    <w:p>
-      <w:pPr>
-        <w:jc w:val="both"/>
-      </w:pPr>
-      <w:r>
-        <w:t>Tester les accès</w:t>
-      </w:r>
-    </w:p>
-    <w:p>
-      <w:pPr>
-        <w:jc w:val="both"/>
-        <w:rPr>
-          <w:sz w:val="32"/>
-          <w:szCs w:val="32"/>
-          <w:u w:val="single"/>
-        </w:rPr>
-      </w:pPr>
-      <w:r>
-        <w:rPr>
-          <w:sz w:val="32"/>
-          <w:szCs w:val="32"/>
-          <w:u w:val="single"/>
-        </w:rPr>
-        <w:t xml:space="preserve">Etape </w:t>
-      </w:r>
-      <w:r>
-        <w:rPr>
-          <w:sz w:val="32"/>
-          <w:szCs w:val="32"/>
-          <w:u w:val="single"/>
-        </w:rPr>
-        <w:t>9</w:t>
-      </w:r>
-      <w:r>
-        <w:rPr>
-          <w:sz w:val="32"/>
-          <w:szCs w:val="32"/>
-          <w:u w:val="single"/>
-        </w:rPr>
-        <w:t> :</w:t>
-      </w:r>
-      <w:r>
-        <w:rPr>
-          <w:sz w:val="32"/>
-          <w:szCs w:val="32"/>
-          <w:u w:val="single"/>
-        </w:rPr>
-        <w:t xml:space="preserve"> </w:t>
-      </w:r>
-      <w:r>
-        <w:rPr>
-          <w:sz w:val="32"/>
-          <w:szCs w:val="32"/>
-          <w:u w:val="single"/>
-        </w:rPr>
-        <w:t>Mise en place des GPO</w:t>
-      </w:r>
-      <w:r>
-        <w:rPr>
-          <w:sz w:val="32"/>
-          <w:szCs w:val="32"/>
-          <w:u w:val="single"/>
-        </w:rPr>
-        <w:t xml:space="preserve"> :</w:t>
-      </w:r>
-    </w:p>
-    <w:p>
-      <w:pPr>
-        <w:jc w:val="both"/>
-      </w:pPr>
-      <w:r>
-        <w:t>Configurer des stratégies de groupe :</w:t>
+        <w:t>Commercial</w:t>
       </w:r>
     </w:p>
     <w:p>
@@ -909,13 +753,77 @@
           <w:ilvl w:val="0"/>
           <w:numId w:val="17"/>
         </w:numPr>
-        <w:tabs>
-          <w:tab w:val="num" w:pos="720"/>
-        </w:tabs>
         <w:jc w:val="both"/>
       </w:pPr>
       <w:r>
-        <w:t xml:space="preserve">Politique de mot de passe </w:t>
+        <w:t>Informatique</w:t>
+      </w:r>
+    </w:p>
+    <w:p>
+      <w:pPr>
+        <w:jc w:val="both"/>
+      </w:pPr>
+      <w:r>
+        <w:t>Ajouter les utilisateurs aux groupes</w:t>
+      </w:r>
+      <w:r>
+        <w:t xml:space="preserve"> suivants</w:t>
+      </w:r>
+    </w:p>
+    <w:p>
+      <w:pPr>
+        <w:jc w:val="both"/>
+        <w:rPr>
+          <w:sz w:val="32"/>
+          <w:szCs w:val="32"/>
+          <w:u w:val="single"/>
+        </w:rPr>
+      </w:pPr>
+      <w:r>
+        <w:rPr>
+          <w:sz w:val="32"/>
+          <w:szCs w:val="32"/>
+          <w:u w:val="single"/>
+        </w:rPr>
+        <w:t>Etape 8 :</w:t>
+      </w:r>
+      <w:r>
+        <w:rPr>
+          <w:u w:val="single"/>
+        </w:rPr>
+        <w:t xml:space="preserve"> </w:t>
+      </w:r>
+      <w:r>
+        <w:rPr>
+          <w:sz w:val="32"/>
+          <w:szCs w:val="32"/>
+          <w:u w:val="single"/>
+        </w:rPr>
+        <w:t>Partage de ressources</w:t>
+      </w:r>
+      <w:r>
+        <w:rPr>
+          <w:sz w:val="32"/>
+          <w:szCs w:val="32"/>
+          <w:u w:val="single"/>
+        </w:rPr>
+        <w:t xml:space="preserve"> </w:t>
+      </w:r>
+      <w:r>
+        <w:rPr>
+          <w:sz w:val="32"/>
+          <w:szCs w:val="32"/>
+          <w:u w:val="single"/>
+        </w:rPr>
+        <w:t>:</w:t>
+      </w:r>
+    </w:p>
+    <w:p>
+      <w:pPr>
+        <w:jc w:val="both"/>
+      </w:pPr>
+      <w:r>
+        <w:t xml:space="preserve">Créer des dossiers partagés : </w:t>
       </w:r>
     </w:p>
     <w:p>
@@ -925,13 +833,10 @@
           <w:ilvl w:val="0"/>
           <w:numId w:val="17"/>
         </w:numPr>
-        <w:tabs>
-          <w:tab w:val="num" w:pos="720"/>
-        </w:tabs>
         <w:jc w:val="both"/>
       </w:pPr>
       <w:r>
-        <w:t xml:space="preserve">Restrictions d’accès </w:t>
+        <w:t xml:space="preserve">RH </w:t>
       </w:r>
     </w:p>
     <w:p>
@@ -941,12 +846,148 @@
           <w:ilvl w:val="0"/>
           <w:numId w:val="17"/>
         </w:numPr>
+        <w:jc w:val="both"/>
+      </w:pPr>
+      <w:r>
+        <w:t xml:space="preserve">Commercial </w:t>
+      </w:r>
+    </w:p>
+    <w:p>
+      <w:pPr>
+        <w:jc w:val="both"/>
+      </w:pPr>
+      <w:r>
+        <w:t>Configurer les droits d’accès (lecture / écriture</w:t>
+      </w:r>
+      <w:r>
+        <w:t xml:space="preserve"> / </w:t>
+      </w:r>
+      <w:r>
+        <w:t>exécution</w:t>
+      </w:r>
+      <w:r>
+        <w:t xml:space="preserve">) </w:t>
+      </w:r>
+    </w:p>
+    <w:p>
+      <w:pPr>
+        <w:jc w:val="both"/>
+      </w:pPr>
+      <w:r>
+        <w:t>Tester les accès</w:t>
+      </w:r>
+    </w:p>
+    <w:p>
+      <w:pPr>
+        <w:jc w:val="both"/>
+        <w:rPr>
+          <w:sz w:val="32"/>
+          <w:szCs w:val="32"/>
+          <w:u w:val="single"/>
+        </w:rPr>
+      </w:pPr>
+      <w:r>
+        <w:rPr>
+          <w:sz w:val="32"/>
+          <w:szCs w:val="32"/>
+          <w:u w:val="single"/>
+        </w:rPr>
+        <w:t xml:space="preserve">Etape </w:t>
+      </w:r>
+      <w:r>
+        <w:rPr>
+          <w:sz w:val="32"/>
+          <w:szCs w:val="32"/>
+          <w:u w:val="single"/>
+        </w:rPr>
+        <w:t>9</w:t>
+      </w:r>
+      <w:r>
+        <w:rPr>
+          <w:sz w:val="32"/>
+          <w:szCs w:val="32"/>
+          <w:u w:val="single"/>
+        </w:rPr>
+        <w:t> :</w:t>
+      </w:r>
+      <w:r>
+        <w:rPr>
+          <w:sz w:val="32"/>
+          <w:szCs w:val="32"/>
+          <w:u w:val="single"/>
+        </w:rPr>
+        <w:t xml:space="preserve"> </w:t>
+      </w:r>
+      <w:r>
+        <w:rPr>
+          <w:sz w:val="32"/>
+          <w:szCs w:val="32"/>
+          <w:u w:val="single"/>
+        </w:rPr>
+        <w:t>Mise en place des GPO</w:t>
+      </w:r>
+      <w:r>
+        <w:rPr>
+          <w:sz w:val="32"/>
+          <w:szCs w:val="32"/>
+          <w:u w:val="single"/>
+        </w:rPr>
+        <w:t xml:space="preserve"> :</w:t>
+      </w:r>
+    </w:p>
+    <w:p>
+      <w:pPr>
+        <w:jc w:val="both"/>
+      </w:pPr>
+      <w:r>
+        <w:t>Configurer des stratégies de groupe :</w:t>
+      </w:r>
+    </w:p>
+    <w:p>
+      <w:pPr>
+        <w:pStyle w:val="Paragraphedeliste"/>
+        <w:numPr>
+          <w:ilvl w:val="0"/>
+          <w:numId w:val="17"/>
+        </w:numPr>
         <w:tabs>
           <w:tab w:val="num" w:pos="720"/>
         </w:tabs>
         <w:jc w:val="both"/>
       </w:pPr>
       <w:r>
+        <w:t xml:space="preserve">Politique de mot de passe </w:t>
+      </w:r>
+    </w:p>
+    <w:p>
+      <w:pPr>
+        <w:pStyle w:val="Paragraphedeliste"/>
+        <w:numPr>
+          <w:ilvl w:val="0"/>
+          <w:numId w:val="17"/>
+        </w:numPr>
+        <w:tabs>
+          <w:tab w:val="num" w:pos="720"/>
+        </w:tabs>
+        <w:jc w:val="both"/>
+      </w:pPr>
+      <w:r>
+        <w:t xml:space="preserve">Restrictions d’accès </w:t>
+      </w:r>
+    </w:p>
+    <w:p>
+      <w:pPr>
+        <w:pStyle w:val="Paragraphedeliste"/>
+        <w:numPr>
+          <w:ilvl w:val="0"/>
+          <w:numId w:val="17"/>
+        </w:numPr>
+        <w:tabs>
+          <w:tab w:val="num" w:pos="720"/>
+        </w:tabs>
+        <w:jc w:val="both"/>
+      </w:pPr>
+      <w:r>
         <w:t>Configuration des postes</w:t>
       </w:r>
     </w:p>
@@ -1005,7 +1046,6 @@
           <w:szCs w:val="32"/>
           <w:u w:val="single"/>
         </w:rPr>
-        <w:lastRenderedPageBreak/>
         <w:t>Etape 10 :</w:t>
       </w:r>
       <w:r>
@@ -1020,7 +1060,7 @@
           <w:szCs w:val="32"/>
           <w:u w:val="single"/>
         </w:rPr>
-        <w:t>Configuration du DHCP (optionnel)</w:t>
+        <w:t>Configuration du DHCP</w:t>
       </w:r>
       <w:r>
         <w:rPr>
